--- a/LangAI3.0_AI_Disclosure.docx
+++ b/LangAI3.0_AI_Disclosure.docx
@@ -44,7 +44,7 @@
     </w:p>
     <w:p>
       <w:r>
-        <w:t>Organization / Institution (if any): [FILL IN: your college name]</w:t>
+        <w:t>Organization / Institution (if any): SRM Institute of Science and Technology</w:t>
       </w:r>
       <w:r/>
     </w:p>

--- a/LangAI3.0_AI_Disclosure.docx
+++ b/LangAI3.0_AI_Disclosure.docx
@@ -32,7 +32,7 @@
     </w:p>
     <w:p>
       <w:r>
-        <w:t>Team Name: [FILL IN: your registered team name]</w:t>
+        <w:t>Team Name: GEN CODERS</w:t>
       </w:r>
       <w:r/>
     </w:p>
@@ -50,7 +50,7 @@
     </w:p>
     <w:p>
       <w:r>
-        <w:t>Submission Date: [FILL IN: submission date, on or before 30 Sept 2026]</w:t>
+        <w:t>Submission Date: 30 September 2026</w:t>
       </w:r>
       <w:r/>
     </w:p>
@@ -400,22 +400,22 @@
     </w:p>
     <w:p>
       <w:r>
-        <w:t>Name of Team Representative:</w:t>
+        <w:t>Name of Team Representative: Shashank Bhadoriya</w:t>
       </w:r>
     </w:p>
     <w:p>
       <w:r>
-        <w:t>Role:</w:t>
+        <w:t>Role: Team Representative (Team GEN CODERS)</w:t>
       </w:r>
     </w:p>
     <w:p>
       <w:r>
-        <w:t>Signature:</w:t>
+        <w:t>Signature: Shashank Bhadoriya</w:t>
       </w:r>
     </w:p>
     <w:p>
       <w:r>
-        <w:t>Date:</w:t>
+        <w:t>Date: 30 September 2026</w:t>
       </w:r>
     </w:p>
     <w:p/>
